--- a/public/downloads/high-court-order-reference-arbitration-10-07-24-FULL-TRANSCRIPT.docx
+++ b/public/downloads/high-court-order-reference-arbitration-10-07-24-FULL-TRANSCRIPT.docx
@@ -317,12 +317,23 @@
       <w:r>
         <w:rPr>
           <w:rFonts w:ascii="Times New Roman" w:hAnsi="Times New Roman" w:eastAsia="Times New Roman"/>
+          <w:b w:val="0"/>
+          <w:i w:val="0"/>
+          <w:sz w:val="22"/>
+        </w:rPr>
+        <w:t>shakuntala</w:t>
+      </w:r>
+    </w:p>
+    <w:p>
+      <w:r>
+        <w:rPr>
+          <w:rFonts w:ascii="Times New Roman" w:hAnsi="Times New Roman" w:eastAsia="Times New Roman"/>
           <w:b/>
           <w:i w:val="0"/>
           <w:color w:val="8B2E2E"/>
-          <w:sz w:val="26"/>
+          <w:sz w:val="32"/>
         </w:rPr>
-        <w:t>Page 1 of 4</w:t>
+        <w:t>;~~-~~--·~~L-.... ·--·~· • IN THE HIGH COURT OF BOMBA y AT GOA 2024</w:t>
       </w:r>
     </w:p>
     <w:p>
@@ -333,7 +344,7 @@
           <w:i w:val="0"/>
           <w:sz w:val="22"/>
         </w:rPr>
-        <w:t>:   AAR 13 of 2024</w:t>
+        <w:t>-~cQ.~~~~</w:t>
       </w:r>
     </w:p>
     <w:p>
@@ -344,7 +355,7 @@
           <w:i w:val="0"/>
           <w:sz w:val="22"/>
         </w:rPr>
-        <w:t>[!]~~~.~    ~ L"'V"'-lf:,.:-. \lji'I</w:t>
+        <w:t>APPLN. FOR APPOINTMENT OF ARBITRATOR NO.1J OF</w:t>
       </w:r>
     </w:p>
     <w:p>
@@ -355,7 +366,7 @@
           <w:i w:val="0"/>
           <w:sz w:val="22"/>
         </w:rPr>
-        <w:t>~ - ~ ~ \ ~ - , . . ~ • • ~--   l:J</w:t>
+        <w:t>VIKRAM SHAH</w:t>
       </w:r>
     </w:p>
     <w:p>
@@ -366,7 +377,7 @@
           <w:i w:val="0"/>
           <w:sz w:val="22"/>
         </w:rPr>
-        <w:t>-=..r:-~;t~~,:1:!-~IJ.---~ ....</w:t>
+        <w:t>Versus</w:t>
       </w:r>
     </w:p>
     <w:p>
@@ -377,7 +388,7 @@
           <w:i w:val="0"/>
           <w:sz w:val="22"/>
         </w:rPr>
-        <w:t>,;:}~••.fI!-R</w:t>
+        <w:t>...  APPLICANT</w:t>
       </w:r>
     </w:p>
     <w:p>
@@ -388,7 +399,7 @@
           <w:i w:val="0"/>
           <w:sz w:val="22"/>
         </w:rPr>
-        <w:t xml:space="preserve"> • -· ~-~,...,i.J</w:t>
+        <w:t>CORAM:- .BHARAT P. DESHPANDE, J.</w:t>
       </w:r>
     </w:p>
     <w:p>
@@ -399,7 +410,7 @@
           <w:i w:val="0"/>
           <w:sz w:val="22"/>
         </w:rPr>
-        <w:t>. .</w:t>
+        <w:t>DATED  :-10th July, 2024</w:t>
       </w:r>
     </w:p>
     <w:p>
@@ -410,7 +421,7 @@
           <w:i w:val="0"/>
           <w:sz w:val="22"/>
         </w:rPr>
-        <w:t>L :</w:t>
+        <w:t>P.C.</w:t>
       </w:r>
     </w:p>
     <w:p>
@@ -421,7 +432,7 @@
           <w:i w:val="0"/>
           <w:sz w:val="22"/>
         </w:rPr>
-        <w:t xml:space="preserve">         ..... :1. -</w:t>
+        <w:t>1. Heard Mr. Noorani learned counsel appearing for the applicant.</w:t>
       </w:r>
     </w:p>
     <w:p>
@@ -432,7 +443,7 @@
           <w:i w:val="0"/>
           <w:sz w:val="22"/>
         </w:rPr>
-        <w:t xml:space="preserve">           ••</w:t>
+        <w:t>2. This  is  an application for  the  appointmeJ?.t  of arbitrator under</w:t>
       </w:r>
     </w:p>
     <w:p>
@@ -443,7 +454,7 @@
           <w:i w:val="0"/>
           <w:sz w:val="22"/>
         </w:rPr>
-        <w:t xml:space="preserve">             4</w:t>
+        <w:t>Section 11 ( 6) of Arbitration and  Conciliation Act,  1996.</w:t>
       </w:r>
     </w:p>
     <w:p>
@@ -454,7 +465,7 @@
           <w:i w:val="0"/>
           <w:sz w:val="22"/>
         </w:rPr>
-        <w:t xml:space="preserve">                 •</w:t>
+        <w:t>3. Vide Articles of Association executed on 01.04.2013, the parties</w:t>
       </w:r>
     </w:p>
     <w:p>
@@ -465,7 +476,7 @@
           <w:i w:val="0"/>
           <w:sz w:val="22"/>
         </w:rPr>
-        <w:t xml:space="preserve">                   "'</w:t>
+        <w:t>agreed that in case of dispute arising  out of the  said agreement,  the</w:t>
       </w:r>
     </w:p>
     <w:p>
@@ -476,7 +487,7 @@
           <w:i w:val="0"/>
           <w:sz w:val="22"/>
         </w:rPr>
-        <w:t xml:space="preserve">                     •</w:t>
+        <w:t>same  shall  be  referred  to  the  Arbitrator.  Clause  35  of  the  said</w:t>
       </w:r>
     </w:p>
     <w:p>
@@ -487,7 +498,7 @@
           <w:i w:val="0"/>
           <w:sz w:val="22"/>
         </w:rPr>
-        <w:t xml:space="preserve">                        •</w:t>
+        <w:t>agreement  refers  to  the  intention  of  the  parties  to  go  before  the</w:t>
       </w:r>
     </w:p>
     <w:p>
@@ -498,7 +509,7 @@
           <w:i w:val="0"/>
           <w:sz w:val="22"/>
         </w:rPr>
-        <w:t xml:space="preserve">                          .   :--~!.•</w:t>
+        <w:t>Arbitrator.</w:t>
       </w:r>
     </w:p>
     <w:p>
@@ -509,7 +520,7 @@
           <w:i w:val="0"/>
           <w:sz w:val="22"/>
         </w:rPr>
-        <w:t xml:space="preserve">                               '=C-,"</w:t>
+        <w:t>[Image: Im0]</w:t>
       </w:r>
     </w:p>
     <w:p>
@@ -520,7 +531,7 @@
           <w:i w:val="0"/>
           <w:sz w:val="22"/>
         </w:rPr>
-        <w:t xml:space="preserve">                      r-.:-=--. •            shakuntala</w:t>
+        <w:t>4. Mr.  Noorani submits that party to the first part expired and his</w:t>
       </w:r>
     </w:p>
     <w:p>
@@ -531,7 +542,7 @@
           <w:i w:val="0"/>
           <w:sz w:val="22"/>
         </w:rPr>
-        <w:t>;~~-~~--·~~L-. .·--·~· •                              IN THE HIGH COURT OF BOMBA y AT GOA</w:t>
+        <w:t>legal  heirs  inherited  the  said  property.  Since,  the  partnership  is  not</w:t>
       </w:r>
     </w:p>
     <w:p>
@@ -542,7 +553,7 @@
           <w:i w:val="0"/>
           <w:sz w:val="22"/>
         </w:rPr>
-        <w:t>t~c.. -~cQ.~~~~ APPLN. FOR APPOINTMENT OF ARBITRATOR NO.1J OF 2024</w:t>
+        <w:t>going forward  and  legal  representatives  are  not cooperating,  a  notice to Respondents. However, vide</w:t>
       </w:r>
     </w:p>
     <w:p>
@@ -553,7 +564,7 @@
           <w:i w:val="0"/>
           <w:sz w:val="22"/>
         </w:rPr>
-        <w:t xml:space="preserve">                                                                                               ... APPLICANT</w:t>
+        <w:t>having an arbitration clause was issued</w:t>
       </w:r>
     </w:p>
     <w:p>
@@ -564,7 +575,7 @@
           <w:i w:val="0"/>
           <w:sz w:val="22"/>
         </w:rPr>
-        <w:t xml:space="preserve">                                        VIKRAM SHAH</w:t>
+        <w:t>refused  to  refer the  matter to  the</w:t>
       </w:r>
     </w:p>
     <w:p>
@@ -575,7 +586,7 @@
           <w:i w:val="0"/>
           <w:sz w:val="22"/>
         </w:rPr>
-        <w:t xml:space="preserve">                                          Versus</w:t>
+        <w:t>their reply  dated  11.03.2024,  they</w:t>
       </w:r>
     </w:p>
     <w:p>
@@ -586,7 +597,7 @@
           <w:i w:val="0"/>
           <w:sz w:val="22"/>
         </w:rPr>
-        <w:t xml:space="preserve">                                        RIV A TRINDADE AND 3 ORS                               ... ,RESPONDENTS</w:t>
+        <w:t>Arbitrator.</w:t>
       </w:r>
     </w:p>
     <w:p>
@@ -597,7 +608,7 @@
           <w:i w:val="0"/>
           <w:sz w:val="22"/>
         </w:rPr>
-        <w:t xml:space="preserve">                                        Mr..Kaif Noorani, Advocate for the Applicant.</w:t>
+        <w:t>[Image: Im0]</w:t>
       </w:r>
     </w:p>
     <w:p>
@@ -608,7 +619,7 @@
           <w:i w:val="0"/>
           <w:sz w:val="22"/>
         </w:rPr>
-        <w:t xml:space="preserve">                                                             CORAM:- .BHARAT P. DESHPANDE, J.</w:t>
+        <w:t>on 07.08.2024.</w:t>
       </w:r>
     </w:p>
     <w:p>
@@ -619,7 +630,7 @@
           <w:i w:val="0"/>
           <w:sz w:val="22"/>
         </w:rPr>
-        <w:t xml:space="preserve">                                                             DATED :- 10th July, 2024</w:t>
+        <w:t>5. Issue notice to Respondents returnable</w:t>
       </w:r>
     </w:p>
     <w:p>
@@ -630,7 +641,7 @@
           <w:i w:val="0"/>
           <w:sz w:val="22"/>
         </w:rPr>
-        <w:t xml:space="preserve">                                        P.C.</w:t>
+        <w:t>by other modes is permitted.</w:t>
       </w:r>
     </w:p>
     <w:p>
@@ -641,7 +652,7 @@
           <w:i w:val="0"/>
           <w:sz w:val="22"/>
         </w:rPr>
-        <w:t xml:space="preserve">                                        1.     Heard Mr. Noorani learned counsel appearing for the applicant.</w:t>
+        <w:t>6. Apart from regular service, service</w:t>
       </w:r>
     </w:p>
     <w:p>
@@ -652,7 +663,20 @@
           <w:i w:val="0"/>
           <w:sz w:val="22"/>
         </w:rPr>
-        <w:t xml:space="preserve">                                        2.       This is an application for the appointmeJ?.t of arbitrator under</w:t>
+        <w:t>BHARAT P. DESHPANDE, J.</w:t>
+      </w:r>
+    </w:p>
+    <w:p/>
+    <w:p>
+      <w:r>
+        <w:rPr>
+          <w:rFonts w:ascii="Times New Roman" w:hAnsi="Times New Roman" w:eastAsia="Times New Roman"/>
+          <w:b/>
+          <w:i w:val="0"/>
+          <w:color w:val="8B2E2E"/>
+          <w:sz w:val="32"/>
+        </w:rPr>
+        <w:t>Dated: 30/07/2024 u_ \'L9,~ INTHEHIGHCOURTOFBOMBAYATGOA, PORVM.W .... 1 2024 Ap lication fot· Al loinllnenl of Arbitrator No.</w:t>
       </w:r>
     </w:p>
     <w:p>
@@ -663,7 +687,7 @@
           <w:i w:val="0"/>
           <w:sz w:val="22"/>
         </w:rPr>
-        <w:t xml:space="preserve">                                        Section 11 (6) of Arbitration and Conciliation Act, 1996.</w:t>
+        <w:t>Vikram Shah.,</w:t>
       </w:r>
     </w:p>
     <w:p>
@@ -674,7 +698,7 @@
           <w:i w:val="0"/>
           <w:sz w:val="22"/>
         </w:rPr>
-        <w:t xml:space="preserve">                                        3.     Vide Articles of Association executed on 01.04.2013, the parties</w:t>
+        <w:t>\</w:t>
       </w:r>
     </w:p>
     <w:p>
@@ -685,7 +709,7 @@
           <w:i w:val="0"/>
           <w:sz w:val="22"/>
         </w:rPr>
-        <w:t xml:space="preserve">                                        agreed that in case of dispute arising out of the said agreement, the</w:t>
+        <w:t>... Applicant</w:t>
       </w:r>
     </w:p>
     <w:p>
@@ -696,7 +720,7 @@
           <w:i w:val="0"/>
           <w:sz w:val="22"/>
         </w:rPr>
-        <w:t xml:space="preserve">                                        same shall be referred to the Arbitrator. Clause 35 of the said</w:t>
+        <w:t>Versus</w:t>
       </w:r>
     </w:p>
     <w:p>
@@ -707,7 +731,7 @@
           <w:i w:val="0"/>
           <w:sz w:val="22"/>
         </w:rPr>
-        <w:t xml:space="preserve">                                        agreement refers to the intention of the parties to go before the</w:t>
+        <w:t>i</w:t>
       </w:r>
     </w:p>
     <w:p>
@@ -718,7 +742,7 @@
           <w:i w:val="0"/>
           <w:sz w:val="22"/>
         </w:rPr>
-        <w:t xml:space="preserve">                                        Arbitrator.</w:t>
+        <w:t>Riva Trindadc And 3 Ors.,</w:t>
       </w:r>
     </w:p>
     <w:p>
@@ -729,7 +753,7 @@
           <w:i w:val="0"/>
           <w:sz w:val="22"/>
         </w:rPr>
-        <w:t xml:space="preserve">                                        4.      Mr. Noorani submits that party to the first part expired and his</w:t>
+        <w:t>... Respondents</w:t>
       </w:r>
     </w:p>
     <w:p>
@@ -740,7 +764,7 @@
           <w:i w:val="0"/>
           <w:sz w:val="22"/>
         </w:rPr>
-        <w:t xml:space="preserve">                                        legal heirs inherited the said property. Since, the partnership is not</w:t>
+        <w:t>To,</w:t>
       </w:r>
     </w:p>
     <w:p>
@@ -751,7 +775,7 @@
           <w:i w:val="0"/>
           <w:sz w:val="22"/>
         </w:rPr>
-        <w:t xml:space="preserve">                                        going forward and legal representatives are not cooperating, a notice</w:t>
+        <w:t>Paula,</w:t>
       </w:r>
     </w:p>
     <w:p>
@@ -762,7 +786,7 @@
           <w:i w:val="0"/>
           <w:sz w:val="22"/>
         </w:rPr>
-        <w:t xml:space="preserve">                                                                             Pugc I of 2</w:t>
+        <w:t>R-1 Mr.  Riva Trindade,  Major of age,  R/o Palbrika  Mansion,  NIO  Circle,  Dona</w:t>
       </w:r>
     </w:p>
     <w:p>
@@ -773,20 +797,7 @@
           <w:i w:val="0"/>
           <w:sz w:val="22"/>
         </w:rPr>
-        <w:t xml:space="preserve">                                                                            10th July. 2024</w:t>
-      </w:r>
-    </w:p>
-    <w:p/>
-    <w:p>
-      <w:r>
-        <w:rPr>
-          <w:rFonts w:ascii="Times New Roman" w:hAnsi="Times New Roman" w:eastAsia="Times New Roman"/>
-          <w:b/>
-          <w:i w:val="0"/>
-          <w:color w:val="8B2E2E"/>
-          <w:sz w:val="26"/>
-        </w:rPr>
-        <w:t>Page 2 of 4</w:t>
+        <w:t>Tiswadi, Goa - 403004</w:t>
       </w:r>
     </w:p>
     <w:p>
@@ -797,7 +808,7 @@
           <w:i w:val="0"/>
           <w:sz w:val="22"/>
         </w:rPr>
-        <w:t>, .,,,,,</w:t>
+        <w:t>Dona</w:t>
       </w:r>
     </w:p>
     <w:p>
@@ -808,7 +819,7 @@
           <w:i w:val="0"/>
           <w:sz w:val="22"/>
         </w:rPr>
-        <w:t xml:space="preserve">                                         : AAR 13 of202 4</w:t>
+        <w:t>R-2 Mrs.  Albertina  Trindade,  Major  of age,  R/o  Palbrika  Mansion,  NIO  Circle,</w:t>
       </w:r>
     </w:p>
     <w:p>
@@ -819,7 +830,7 @@
           <w:i w:val="0"/>
           <w:sz w:val="22"/>
         </w:rPr>
-        <w:t xml:space="preserve">                                                                ts. However, vid e</w:t>
+        <w:t>Paula) Tiswadi, Goa - 403004.</w:t>
       </w:r>
     </w:p>
     <w:p>
@@ -830,7 +841,7 @@
           <w:i w:val="0"/>
           <w:sz w:val="22"/>
         </w:rPr>
-        <w:t xml:space="preserve">           having an arbitration clause was issued to Responden</w:t>
+        <w:t>Paula,</w:t>
       </w:r>
     </w:p>
     <w:p>
@@ -841,7 +852,7 @@
           <w:i w:val="0"/>
           <w:sz w:val="22"/>
         </w:rPr>
-        <w:t xml:space="preserve">                                                                 the matter to the</w:t>
+        <w:t>R-3 Mrs. Karita Trindade, Major of age,  R/o Palbrika Mansion, NIO Circle,  Dona</w:t>
       </w:r>
     </w:p>
     <w:p>
@@ -852,7 +863,7 @@
           <w:i w:val="0"/>
           <w:sz w:val="22"/>
         </w:rPr>
-        <w:t xml:space="preserve">           their reply dated 11.03.2024, they refused to refer</w:t>
+        <w:t>Tiswadi, Goa -403004.</w:t>
       </w:r>
     </w:p>
     <w:p>
@@ -863,7 +874,7 @@
           <w:i w:val="0"/>
           <w:sz w:val="22"/>
         </w:rPr>
-        <w:t xml:space="preserve">           Arbitrator.</w:t>
+        <w:t>54  years,</w:t>
       </w:r>
     </w:p>
     <w:p>
@@ -874,7 +885,7 @@
           <w:i w:val="0"/>
           <w:sz w:val="22"/>
         </w:rPr>
-        <w:t xml:space="preserve">           5.   Issue notice to Respondents returnable on 07.08.2024.</w:t>
+        <w:t>~ Mr. ·Murlidhar  Sadqrangani,  s/o  Shamdas  J~taram  Sadarangani,  Aged</w:t>
       </w:r>
     </w:p>
     <w:p>
@@ -885,7 +896,7 @@
           <w:i w:val="0"/>
           <w:sz w:val="22"/>
         </w:rPr>
-        <w:t xml:space="preserve">                                                                        permitted.</w:t>
+        <w:t>Indian, R/o S-3, Ejen Hall, Dr. Annie Beasant Road, Worli, Mumbai - 400018-.</w:t>
       </w:r>
     </w:p>
     <w:p>
@@ -896,7 +907,7 @@
           <w:i w:val="0"/>
           <w:sz w:val="22"/>
         </w:rPr>
-        <w:t xml:space="preserve">           6.   Apart from regular service, service by other modes is</w:t>
+        <w:t>WHEREAS the above named Applicant through Advocate Kaif Noorani, has filed to</w:t>
       </w:r>
     </w:p>
     <w:p>
@@ -907,20 +918,7 @@
           <w:i w:val="0"/>
           <w:sz w:val="22"/>
         </w:rPr>
-        <w:t xml:space="preserve">                                               BHARAT P. DESHPANDE, J.</w:t>
-      </w:r>
-    </w:p>
-    <w:p/>
-    <w:p>
-      <w:r>
-        <w:rPr>
-          <w:rFonts w:ascii="Times New Roman" w:hAnsi="Times New Roman" w:eastAsia="Times New Roman"/>
-          <w:b/>
-          <w:i w:val="0"/>
-          <w:color w:val="8B2E2E"/>
-          <w:sz w:val="26"/>
-        </w:rPr>
-        <w:t>Page 3 of 4</w:t>
+        <w:t>for</w:t>
       </w:r>
     </w:p>
     <w:p>
@@ -931,7 +929,7 @@
           <w:i w:val="0"/>
           <w:sz w:val="22"/>
         </w:rPr>
-        <w:t>2024</w:t>
+        <w:t>this  Hon'ble  Court the above  Application  for  Appointment of Arbitrator  No.13/2024</w:t>
       </w:r>
     </w:p>
     <w:p>
@@ -942,7 +940,7 @@
           <w:i w:val="0"/>
           <w:sz w:val="22"/>
         </w:rPr>
-        <w:t xml:space="preserve">                                                       No. ,J/AAR No.13-2 024/gl'l (f 1</w:t>
+        <w:t>11 of the Arbitration  and  Conciliati0n Act, 1996</w:t>
       </w:r>
     </w:p>
     <w:p>
@@ -953,7 +951,7 @@
           <w:i w:val="0"/>
           <w:sz w:val="22"/>
         </w:rPr>
-        <w:t xml:space="preserve">                                                       Dated: 30/07/2 024</w:t>
+        <w:t>appointment of Arbitrator under  Section</w:t>
       </w:r>
     </w:p>
     <w:p>
@@ -964,7 +962,7 @@
           <w:i w:val="0"/>
           <w:sz w:val="22"/>
         </w:rPr>
-        <w:t xml:space="preserve">                   INTHEH IGHCO URTOF BOMBA YATGO A, PORVM .W ....                    u\'L9 ,~</w:t>
+        <w:t>(copy enclosed). •</w:t>
       </w:r>
     </w:p>
     <w:p>
@@ -975,7 +973,7 @@
           <w:i w:val="0"/>
           <w:sz w:val="22"/>
         </w:rPr>
-        <w:t xml:space="preserve">                    Ap lication fot· Al loinllne nl of Arbitra tor No. 1    2024</w:t>
+        <w:t>AND  WHEREAS the above Application for Appointment of Arbitrator No. 13/2024,</w:t>
       </w:r>
     </w:p>
     <w:p>
@@ -986,7 +984,7 @@
           <w:i w:val="0"/>
           <w:sz w:val="22"/>
         </w:rPr>
-        <w:t xml:space="preserve">                                                                               ... Applican t</w:t>
+        <w:t>came up before this Hon'ble Court (Coram:  BHARAT  P.  DESHPANDE,  J.) on 10/07/2024</w:t>
       </w:r>
     </w:p>
     <w:p>
@@ -997,7 +995,7 @@
           <w:i w:val="0"/>
           <w:sz w:val="22"/>
         </w:rPr>
-        <w:t xml:space="preserve">       Vikram Shah.,</w:t>
+        <w:t>has</w:t>
       </w:r>
     </w:p>
     <w:p>
@@ -1008,7 +1006,7 @@
           <w:i w:val="0"/>
           <w:sz w:val="22"/>
         </w:rPr>
-        <w:t xml:space="preserve">                          \~</w:t>
+        <w:t>and upon hearing Mr.  Kaif Noorani,  Advocate  for  the Applicant;  this  Hon'ble  Court</w:t>
       </w:r>
     </w:p>
     <w:p>
@@ -1019,7 +1017,19 @@
           <w:i w:val="0"/>
           <w:sz w:val="22"/>
         </w:rPr>
-        <w:t>a      Versus             i</w:t>
+        <w:t>passed the following order:</w:t>
+      </w:r>
+    </w:p>
+    <w:p>
+      <w:r>
+        <w:rPr>
+          <w:rFonts w:ascii="Times New Roman" w:hAnsi="Times New Roman" w:eastAsia="Times New Roman"/>
+          <w:b/>
+          <w:i w:val="0"/>
+          <w:color w:val="8B2E2E"/>
+          <w:sz w:val="26"/>
+        </w:rPr>
+        <w:t>P.C.</w:t>
       </w:r>
     </w:p>
     <w:p>
@@ -1030,7 +1040,7 @@
           <w:i w:val="0"/>
           <w:sz w:val="22"/>
         </w:rPr>
-        <w:t xml:space="preserve">                                                                               ... Respond ents</w:t>
+        <w:t>applicant.</w:t>
       </w:r>
     </w:p>
     <w:p>
@@ -1041,7 +1051,7 @@
           <w:i w:val="0"/>
           <w:sz w:val="22"/>
         </w:rPr>
-        <w:t xml:space="preserve">       Riva Trindadc And 3 Ors.,</w:t>
+        <w:t>1. Heard Mr. Noorani learned counsel appearing for the</w:t>
       </w:r>
     </w:p>
     <w:p>
@@ -1052,7 +1062,7 @@
           <w:i w:val="0"/>
           <w:sz w:val="22"/>
         </w:rPr>
-        <w:t xml:space="preserve">       To,</w:t>
+        <w:t>2. This is an application for the appointment of arbitrator under</w:t>
       </w:r>
     </w:p>
     <w:p>
@@ -1063,7 +1073,7 @@
           <w:i w:val="0"/>
           <w:sz w:val="22"/>
         </w:rPr>
-        <w:t xml:space="preserve">        Mr. Riva Trindade , Major of age, R/o Palbrika Mansion , NIO Circle, Dona Paula,</w:t>
+        <w:t>Section 11(6) of Arbitration and Conciliation Act, 1996.</w:t>
       </w:r>
     </w:p>
     <w:p>
@@ -1074,7 +1084,7 @@
           <w:i w:val="0"/>
           <w:sz w:val="22"/>
         </w:rPr>
-        <w:t xml:space="preserve">        R-1</w:t>
+        <w:t>3. VideArticles of Association executed on 01.04.2013, the parties</w:t>
       </w:r>
     </w:p>
     <w:p>
@@ -1085,7 +1095,7 @@
           <w:i w:val="0"/>
           <w:sz w:val="22"/>
         </w:rPr>
-        <w:t xml:space="preserve">        Tiswadi, Goa - 403004</w:t>
+        <w:t>agreed that in case of dispute arising out of the said agreement, the</w:t>
       </w:r>
     </w:p>
     <w:p>
@@ -1096,7 +1106,7 @@
           <w:i w:val="0"/>
           <w:sz w:val="22"/>
         </w:rPr>
-        <w:t xml:space="preserve">    R-2 Mrs. Albertina Trindade, Major of age, R/o Palbrika Mansion, NIO Circle, Dona</w:t>
+        <w:t>said</w:t>
       </w:r>
     </w:p>
     <w:p>
@@ -1107,7 +1117,7 @@
           <w:i w:val="0"/>
           <w:sz w:val="22"/>
         </w:rPr>
-        <w:t xml:space="preserve">        Paula) Tiswadi, Goa - 403004.</w:t>
+        <w:t>same shall be referred to the Arbitrator. Clause 35 of the ,</w:t>
       </w:r>
     </w:p>
     <w:p>
@@ -1118,7 +1128,7 @@
           <w:i w:val="0"/>
           <w:sz w:val="22"/>
         </w:rPr>
-        <w:t xml:space="preserve">    R-3 Mrs. Karita Trindade, Major of age, R/o Palbrika Mansion, NIO Circle, Dona Paula,</w:t>
+        <w:t>agreement refers to the intention of the parties lo go before the</w:t>
       </w:r>
     </w:p>
     <w:p>
@@ -1129,7 +1139,7 @@
           <w:i w:val="0"/>
           <w:sz w:val="22"/>
         </w:rPr>
-        <w:t xml:space="preserve">        Tiswadi, Goa - 403004.</w:t>
+        <w:t>Arbitrator.</w:t>
       </w:r>
     </w:p>
     <w:p>
@@ -1140,7 +1150,7 @@
           <w:i w:val="0"/>
           <w:sz w:val="22"/>
         </w:rPr>
-        <w:t xml:space="preserve">    ~ Mr. ·Murlidh ar Sadqrangani, s/o Shamdas J~taram Sadarangani, Aged        54 years,</w:t>
+        <w:t>. Mr. Noorani submits that party to the first part CA']lired and his</w:t>
       </w:r>
     </w:p>
     <w:p>
@@ -1151,7 +1161,7 @@
           <w:i w:val="0"/>
           <w:sz w:val="22"/>
         </w:rPr>
-        <w:t xml:space="preserve">        Indian, R/o S-3, Ejen Hall, Dr. Annie Beasant Road, Worli, Mumbai - 400018-.</w:t>
+        <w:t>4</w:t>
       </w:r>
     </w:p>
     <w:p>
@@ -1162,7 +1172,7 @@
           <w:i w:val="0"/>
           <w:sz w:val="22"/>
         </w:rPr>
-        <w:t xml:space="preserve">             WHEREAS the above named Applicant through Advocate Kaif Noorani, has filed to</w:t>
+        <w:t>legal heirs inherited the said properly. Since, the partnership is not</w:t>
       </w:r>
     </w:p>
     <w:p>
@@ -1173,7 +1183,7 @@
           <w:i w:val="0"/>
           <w:sz w:val="22"/>
         </w:rPr>
-        <w:t xml:space="preserve">       this Hon'ble Court the above Application for Appointm ent of Arbitrato r No.13/20 24 for</w:t>
+        <w:t>going forward and legal representatives ,u·c not coo11crnting, n notice</w:t>
       </w:r>
     </w:p>
     <w:p>
@@ -1184,7 +1194,7 @@
           <w:i w:val="0"/>
           <w:sz w:val="22"/>
         </w:rPr>
-        <w:t xml:space="preserve">       appointm ent of Arbitrato r under Section 11 of the Arbitrati on and Conciliati0n Act, 1996</w:t>
+        <w:t>having an arbitration clause was issued lo 'Respondents. llowcvcr, vidc</w:t>
       </w:r>
     </w:p>
     <w:p>
@@ -1195,7 +1205,7 @@
           <w:i w:val="0"/>
           <w:sz w:val="22"/>
         </w:rPr>
-        <w:t xml:space="preserve">       (copy enclosed).                    •</w:t>
+        <w:t>their reply dated 11.03.2024, they 1•cfuscd to rcfci• the n1ntter· to the</w:t>
       </w:r>
     </w:p>
     <w:p>
@@ -1206,7 +1216,19 @@
           <w:i w:val="0"/>
           <w:sz w:val="22"/>
         </w:rPr>
-        <w:t xml:space="preserve">             AND WHEREAS the above Application for Appointm ent of Arbitrato r No. 13/2024 ,</w:t>
+        <w:t>[Image: Im0]</w:t>
+      </w:r>
+    </w:p>
+    <w:p/>
+    <w:p>
+      <w:r>
+        <w:rPr>
+          <w:rFonts w:ascii="Times New Roman" w:hAnsi="Times New Roman" w:eastAsia="Times New Roman"/>
+          <w:b w:val="0"/>
+          <w:i w:val="0"/>
+          <w:sz w:val="22"/>
+        </w:rPr>
+        <w:t>Arbitrator.</w:t>
       </w:r>
     </w:p>
     <w:p>
@@ -1217,7 +1239,7 @@
           <w:i w:val="0"/>
           <w:sz w:val="22"/>
         </w:rPr>
-        <w:t xml:space="preserve">       came up before this Hon'ble Court (Coram: BHARAT P. DESHPANDE, J.) on 10/07/20 24</w:t>
+        <w:t>returnable on 07.08.2024.</w:t>
       </w:r>
     </w:p>
     <w:p>
@@ -1228,7 +1250,7 @@
           <w:i w:val="0"/>
           <w:sz w:val="22"/>
         </w:rPr>
-        <w:t xml:space="preserve">       and upon hearing Mr. Kaif Noorani, Advocate for the Applicant; this Hon'ble Court has</w:t>
+        <w:t>5. Issue notice to Rcspondcnl's</w:t>
       </w:r>
     </w:p>
     <w:p>
@@ -1239,7 +1261,7 @@
           <w:i w:val="0"/>
           <w:sz w:val="22"/>
         </w:rPr>
-        <w:t xml:space="preserve">       passed the following order:</w:t>
+        <w:t>regular service, service by other ,nodes is pcrmi ltcd.</w:t>
       </w:r>
     </w:p>
     <w:p>
@@ -1250,196 +1272,7 @@
           <w:i w:val="0"/>
           <w:sz w:val="22"/>
         </w:rPr>
-        <w:t xml:space="preserve">        P.C.</w:t>
-      </w:r>
-    </w:p>
-    <w:p>
-      <w:r>
-        <w:rPr>
-          <w:rFonts w:ascii="Times New Roman" w:hAnsi="Times New Roman" w:eastAsia="Times New Roman"/>
-          <w:b w:val="0"/>
-          <w:i w:val="0"/>
-          <w:sz w:val="22"/>
-        </w:rPr>
-        <w:t xml:space="preserve">        1.    Heard Mr. Nooran i learned counsel appeari ng for the applican t.</w:t>
-      </w:r>
-    </w:p>
-    <w:p>
-      <w:r>
-        <w:rPr>
-          <w:rFonts w:ascii="Times New Roman" w:hAnsi="Times New Roman" w:eastAsia="Times New Roman"/>
-          <w:b w:val="0"/>
-          <w:i w:val="0"/>
-          <w:sz w:val="22"/>
-        </w:rPr>
-        <w:t xml:space="preserve">        2. This is an applica tion for the appoint ment of arbitrat or under</w:t>
-      </w:r>
-    </w:p>
-    <w:p>
-      <w:r>
-        <w:rPr>
-          <w:rFonts w:ascii="Times New Roman" w:hAnsi="Times New Roman" w:eastAsia="Times New Roman"/>
-          <w:b w:val="0"/>
-          <w:i w:val="0"/>
-          <w:sz w:val="22"/>
-        </w:rPr>
-        <w:t xml:space="preserve">        Section 11(6) of Arbitra tion and Concilia tion Act, 1996.</w:t>
-      </w:r>
-    </w:p>
-    <w:p>
-      <w:r>
-        <w:rPr>
-          <w:rFonts w:ascii="Times New Roman" w:hAnsi="Times New Roman" w:eastAsia="Times New Roman"/>
-          <w:b w:val="0"/>
-          <w:i w:val="0"/>
-          <w:sz w:val="22"/>
-        </w:rPr>
-        <w:t xml:space="preserve">        3.     VideAr ticles of Associa tion execute d on 01.04.20 13, the parties</w:t>
-      </w:r>
-    </w:p>
-    <w:p>
-      <w:r>
-        <w:rPr>
-          <w:rFonts w:ascii="Times New Roman" w:hAnsi="Times New Roman" w:eastAsia="Times New Roman"/>
-          <w:b w:val="0"/>
-          <w:i w:val="0"/>
-          <w:sz w:val="22"/>
-        </w:rPr>
-        <w:t xml:space="preserve">        agreed that in case of dispute arising out of the said agreem ent, the</w:t>
-      </w:r>
-    </w:p>
-    <w:p>
-      <w:r>
-        <w:rPr>
-          <w:rFonts w:ascii="Times New Roman" w:hAnsi="Times New Roman" w:eastAsia="Times New Roman"/>
-          <w:b w:val="0"/>
-          <w:i w:val="0"/>
-          <w:sz w:val="22"/>
-        </w:rPr>
-        <w:t xml:space="preserve">        same shall be referred to the Arbitra tor. Clause 35 of the,</w:t>
-      </w:r>
-    </w:p>
-    <w:p>
-      <w:r>
-        <w:rPr>
-          <w:rFonts w:ascii="Times New Roman" w:hAnsi="Times New Roman" w:eastAsia="Times New Roman"/>
-          <w:b w:val="0"/>
-          <w:i w:val="0"/>
-          <w:sz w:val="22"/>
-        </w:rPr>
-        <w:t xml:space="preserve">                                                                     said</w:t>
-      </w:r>
-    </w:p>
-    <w:p>
-      <w:r>
-        <w:rPr>
-          <w:rFonts w:ascii="Times New Roman" w:hAnsi="Times New Roman" w:eastAsia="Times New Roman"/>
-          <w:b w:val="0"/>
-          <w:i w:val="0"/>
-          <w:sz w:val="22"/>
-        </w:rPr>
-        <w:t xml:space="preserve">        agreem ent refers to the intentio n of the parties lo go before the</w:t>
-      </w:r>
-    </w:p>
-    <w:p>
-      <w:r>
-        <w:rPr>
-          <w:rFonts w:ascii="Times New Roman" w:hAnsi="Times New Roman" w:eastAsia="Times New Roman"/>
-          <w:b w:val="0"/>
-          <w:i w:val="0"/>
-          <w:sz w:val="22"/>
-        </w:rPr>
-        <w:t xml:space="preserve">        Arbitra tor.</w:t>
-      </w:r>
-    </w:p>
-    <w:p>
-      <w:r>
-        <w:rPr>
-          <w:rFonts w:ascii="Times New Roman" w:hAnsi="Times New Roman" w:eastAsia="Times New Roman"/>
-          <w:b w:val="0"/>
-          <w:i w:val="0"/>
-          <w:sz w:val="22"/>
-        </w:rPr>
-        <w:t xml:space="preserve">        4.     Mr. Nooran i submits that party to the first part CA']lired and his</w:t>
-      </w:r>
-    </w:p>
-    <w:p>
-      <w:r>
-        <w:rPr>
-          <w:rFonts w:ascii="Times New Roman" w:hAnsi="Times New Roman" w:eastAsia="Times New Roman"/>
-          <w:b w:val="0"/>
-          <w:i w:val="0"/>
-          <w:sz w:val="22"/>
-        </w:rPr>
-        <w:t xml:space="preserve">        legal heirs inherite d the said properly . Since, the partner ship is not</w:t>
-      </w:r>
-    </w:p>
-    <w:p>
-      <w:r>
-        <w:rPr>
-          <w:rFonts w:ascii="Times New Roman" w:hAnsi="Times New Roman" w:eastAsia="Times New Roman"/>
-          <w:b w:val="0"/>
-          <w:i w:val="0"/>
-          <w:sz w:val="22"/>
-        </w:rPr>
-        <w:t xml:space="preserve">        going forward and legal represen tatives ,u·c not coo11crnting, n notice</w:t>
-      </w:r>
-    </w:p>
-    <w:p>
-      <w:r>
-        <w:rPr>
-          <w:rFonts w:ascii="Times New Roman" w:hAnsi="Times New Roman" w:eastAsia="Times New Roman"/>
-          <w:b w:val="0"/>
-          <w:i w:val="0"/>
-          <w:sz w:val="22"/>
-        </w:rPr>
-        <w:t xml:space="preserve">        having an arbitrat ion clause was issued lo 'Respon dents. llowcvc r, vidc</w:t>
-      </w:r>
-    </w:p>
-    <w:p>
-      <w:r>
-        <w:rPr>
-          <w:rFonts w:ascii="Times New Roman" w:hAnsi="Times New Roman" w:eastAsia="Times New Roman"/>
-          <w:b w:val="0"/>
-          <w:i w:val="0"/>
-          <w:sz w:val="22"/>
-        </w:rPr>
-        <w:t xml:space="preserve">         their reply dated 11.03.20 24, they 1•cfuscd to rcfci• the n1ntter· to the</w:t>
-      </w:r>
-    </w:p>
-    <w:p/>
-    <w:p>
-      <w:r>
-        <w:rPr>
-          <w:rFonts w:ascii="Times New Roman" w:hAnsi="Times New Roman" w:eastAsia="Times New Roman"/>
-          <w:b/>
-          <w:i w:val="0"/>
-          <w:color w:val="8B2E2E"/>
-          <w:sz w:val="26"/>
-        </w:rPr>
-        <w:t>Page 4 of 4</w:t>
-      </w:r>
-    </w:p>
-    <w:p>
-      <w:r>
-        <w:rPr>
-          <w:rFonts w:ascii="Times New Roman" w:hAnsi="Times New Roman" w:eastAsia="Times New Roman"/>
-          <w:b w:val="0"/>
-          <w:i w:val="0"/>
-          <w:sz w:val="22"/>
-        </w:rPr>
-        <w:t>I                                                                                   I</w:t>
-      </w:r>
-    </w:p>
-    <w:p>
-      <w:r>
-        <w:rPr>
-          <w:rFonts w:ascii="Times New Roman" w:hAnsi="Times New Roman" w:eastAsia="Times New Roman"/>
-          <w:b w:val="0"/>
-          <w:i w:val="0"/>
-          <w:sz w:val="22"/>
-        </w:rPr>
-        <w:t xml:space="preserve">                                                                                    ,</w:t>
+        <w:t>~-. Apart from</w:t>
       </w:r>
     </w:p>
     <w:p>
@@ -1461,271 +1294,7 @@
           <w:i w:val="0"/>
           <w:sz w:val="22"/>
         </w:rPr>
-        <w:t>I   Arb itra tor.</w:t>
-      </w:r>
-    </w:p>
-    <w:p>
-      <w:r>
-        <w:rPr>
-          <w:rFonts w:ascii="Times New Roman" w:hAnsi="Times New Roman" w:eastAsia="Times New Roman"/>
-          <w:b w:val="0"/>
-          <w:i w:val="0"/>
-          <w:sz w:val="22"/>
-        </w:rPr>
-        <w:t xml:space="preserve">                                                          on 07. 08. 202 4.</w:t>
-      </w:r>
-    </w:p>
-    <w:p>
-      <w:r>
-        <w:rPr>
-          <w:rFonts w:ascii="Times New Roman" w:hAnsi="Times New Roman" w:eastAsia="Times New Roman"/>
-          <w:b w:val="0"/>
-          <w:i w:val="0"/>
-          <w:sz w:val="22"/>
-        </w:rPr>
-        <w:t xml:space="preserve">    5.     Issu e not ice to Rcs pon dcn l's retu rna ble</w:t>
-      </w:r>
-    </w:p>
-    <w:p>
-      <w:r>
-        <w:rPr>
-          <w:rFonts w:ascii="Times New Roman" w:hAnsi="Times New Roman" w:eastAsia="Times New Roman"/>
-          <w:b w:val="0"/>
-          <w:i w:val="0"/>
-          <w:sz w:val="22"/>
-        </w:rPr>
-        <w:t>I          Apa rt from reg ula r serv ice, serv ice by</w:t>
-      </w:r>
-    </w:p>
-    <w:p>
-      <w:r>
-        <w:rPr>
-          <w:rFonts w:ascii="Times New Roman" w:hAnsi="Times New Roman" w:eastAsia="Times New Roman"/>
-          <w:b w:val="0"/>
-          <w:i w:val="0"/>
-          <w:sz w:val="22"/>
-        </w:rPr>
-        <w:t xml:space="preserve">                                                        oth er ,no des is pcr mi ltcd .</w:t>
-      </w:r>
-    </w:p>
-    <w:p>
-      <w:r>
-        <w:rPr>
-          <w:rFonts w:ascii="Times New Roman" w:hAnsi="Times New Roman" w:eastAsia="Times New Roman"/>
-          <w:b w:val="0"/>
-          <w:i w:val="0"/>
-          <w:sz w:val="22"/>
-        </w:rPr>
-        <w:t xml:space="preserve">    ~-.             ~   ~·   I</w:t>
-      </w:r>
-    </w:p>
-    <w:p>
-      <w:r>
-        <w:rPr>
-          <w:rFonts w:ascii="Times New Roman" w:hAnsi="Times New Roman" w:eastAsia="Times New Roman"/>
-          <w:b w:val="0"/>
-          <w:i w:val="0"/>
-          <w:sz w:val="22"/>
-        </w:rPr>
-        <w:t>I</w:t>
-      </w:r>
-    </w:p>
-    <w:p>
-      <w:r>
-        <w:rPr>
-          <w:rFonts w:ascii="Times New Roman" w:hAnsi="Times New Roman" w:eastAsia="Times New Roman"/>
-          <w:b w:val="0"/>
-          <w:i w:val="0"/>
-          <w:sz w:val="22"/>
-        </w:rPr>
-        <w:t xml:space="preserve">              I(</w:t>
-      </w:r>
-    </w:p>
-    <w:p>
-      <w:r>
-        <w:rPr>
-          <w:rFonts w:ascii="Times New Roman" w:hAnsi="Times New Roman" w:eastAsia="Times New Roman"/>
-          <w:b w:val="0"/>
-          <w:i w:val="0"/>
-          <w:sz w:val="22"/>
-        </w:rPr>
-        <w:t xml:space="preserve">                        '                                                                                   J</w:t>
-      </w:r>
-    </w:p>
-    <w:p>
-      <w:r>
-        <w:rPr>
-          <w:rFonts w:ascii="Times New Roman" w:hAnsi="Times New Roman" w:eastAsia="Times New Roman"/>
-          <w:b w:val="0"/>
-          <w:i w:val="0"/>
-          <w:sz w:val="22"/>
-        </w:rPr>
-        <w:t xml:space="preserve">                                                               above orde r of this JIon'blc Court. 'the</w:t>
-      </w:r>
-    </w:p>
-    <w:p>
-      <w:r>
-        <w:rPr>
-          <w:rFonts w:ascii="Times New Roman" w:hAnsi="Times New Roman" w:eastAsia="Times New Roman"/>
-          <w:b w:val="0"/>
-          <w:i w:val="0"/>
-          <w:sz w:val="22"/>
-        </w:rPr>
-        <w:t xml:space="preserve">            You are, therefore, required to take note of the                                          o~</w:t>
-      </w:r>
-    </w:p>
-    <w:p>
-      <w:r>
-        <w:rPr>
-          <w:rFonts w:ascii="Times New Roman" w:hAnsi="Times New Roman" w:eastAsia="Times New Roman"/>
-          <w:b w:val="0"/>
-          <w:i w:val="0"/>
-          <w:sz w:val="22"/>
-        </w:rPr>
-        <w:t>i                                                     or No. 13/2 024 , will come up for ~d~ issi</w:t>
-      </w:r>
-    </w:p>
-    <w:p>
-      <w:r>
-        <w:rPr>
-          <w:rFonts w:ascii="Times New Roman" w:hAnsi="Times New Roman" w:eastAsia="Times New Roman"/>
-          <w:b w:val="0"/>
-          <w:i w:val="0"/>
-          <w:sz w:val="22"/>
-        </w:rPr>
-        <w:t xml:space="preserve">    above Application for App oint men t of Arbitraton any othe r day as per the convcn1ence of this .</w:t>
-      </w:r>
-    </w:p>
-    <w:p>
-      <w:r>
-        <w:rPr>
-          <w:rFonts w:ascii="Times New Roman" w:hAnsi="Times New Roman" w:eastAsia="Times New Roman"/>
-          <w:b w:val="0"/>
-          <w:i w:val="0"/>
-          <w:sz w:val="22"/>
-        </w:rPr>
-        <w:t xml:space="preserve">                                                   er</w:t>
-      </w:r>
-    </w:p>
-    <w:p>
-      <w:r>
-        <w:rPr>
-          <w:rFonts w:ascii="Times New Roman" w:hAnsi="Times New Roman" w:eastAsia="Times New Roman"/>
-          <w:b w:val="0"/>
-          <w:i w:val="0"/>
-          <w:sz w:val="22"/>
-        </w:rPr>
-        <w:t xml:space="preserve">    on 07/ 08/ 202 4 at 10.3 0 a.m . or thereaft        r behalf eith er in pers on or by an Advocate</w:t>
-      </w:r>
-    </w:p>
-    <w:p>
-      <w:r>
-        <w:rPr>
-          <w:rFonts w:ascii="Times New Roman" w:hAnsi="Times New Roman" w:eastAsia="Times New Roman"/>
-          <w:b w:val="0"/>
-          <w:i w:val="0"/>
-          <w:sz w:val="22"/>
-        </w:rPr>
-        <w:t xml:space="preserve">                                                                                                       of</w:t>
-      </w:r>
-    </w:p>
-    <w:p>
-      <w:r>
-        <w:rPr>
-          <w:rFonts w:ascii="Times New Roman" w:hAnsi="Times New Roman" w:eastAsia="Times New Roman"/>
-          <w:b w:val="0"/>
-          <w:i w:val="0"/>
-          <w:sz w:val="22"/>
-        </w:rPr>
-        <w:t>I   C~u rt and that if no app eara nce is mad e on you</w:t>
-      </w:r>
-    </w:p>
-    <w:p>
-      <w:r>
-        <w:rPr>
-          <w:rFonts w:ascii="Times New Roman" w:hAnsi="Times New Roman" w:eastAsia="Times New Roman"/>
-          <w:b w:val="0"/>
-          <w:i w:val="0"/>
-          <w:sz w:val="22"/>
-        </w:rPr>
-        <w:t xml:space="preserve">                                                                  you, it will be hea rd and dete rmin ed         •</w:t>
-      </w:r>
-    </w:p>
-    <w:p>
-      <w:r>
-        <w:rPr>
-          <w:rFonts w:ascii="Times New Roman" w:hAnsi="Times New Roman" w:eastAsia="Times New Roman"/>
-          <w:b w:val="0"/>
-          <w:i w:val="0"/>
-          <w:sz w:val="22"/>
-        </w:rPr>
-        <w:t xml:space="preserve">      1s Cou rt or an Agent duly auth oriz ed and inst ruct ed by</w:t>
-      </w:r>
-    </w:p>
-    <w:p>
-      <w:r>
-        <w:rPr>
-          <w:rFonts w:ascii="Times New Roman" w:hAnsi="Times New Roman" w:eastAsia="Times New Roman"/>
-          <w:b w:val="0"/>
-          <w:i w:val="0"/>
-          <w:sz w:val="22"/>
-        </w:rPr>
-        <w:t xml:space="preserve">    !11</w:t>
-      </w:r>
-    </w:p>
-    <w:p>
-      <w:r>
-        <w:rPr>
-          <w:rFonts w:ascii="Times New Roman" w:hAnsi="Times New Roman" w:eastAsia="Times New Roman"/>
-          <w:b w:val="0"/>
-          <w:i w:val="0"/>
-          <w:sz w:val="22"/>
-        </w:rPr>
-        <w:t>I   1n you r absence.</w:t>
-      </w:r>
-    </w:p>
-    <w:p>
-      <w:r>
-        <w:rPr>
-          <w:rFonts w:ascii="Times New Roman" w:hAnsi="Times New Roman" w:eastAsia="Times New Roman"/>
-          <w:b w:val="0"/>
-          <w:i w:val="0"/>
-          <w:sz w:val="22"/>
-        </w:rPr>
-        <w:t xml:space="preserve">                                                                                                                1</w:t>
-      </w:r>
-    </w:p>
-    <w:p>
-      <w:r>
-        <w:rPr>
-          <w:rFonts w:ascii="Times New Roman" w:hAnsi="Times New Roman" w:eastAsia="Times New Roman"/>
-          <w:b w:val="0"/>
-          <w:i w:val="0"/>
-          <w:sz w:val="22"/>
-        </w:rPr>
-        <w:t xml:space="preserve">                                                                                                                .r</w:t>
-      </w:r>
-    </w:p>
-    <w:p>
-      <w:r>
-        <w:rPr>
-          <w:rFonts w:ascii="Times New Roman" w:hAnsi="Times New Roman" w:eastAsia="Times New Roman"/>
-          <w:b w:val="0"/>
-          <w:i w:val="0"/>
-          <w:sz w:val="22"/>
-        </w:rPr>
-        <w:t xml:space="preserve">                                                              esaid, this Cou rt wi11 pass an orde r as</w:t>
-      </w:r>
-    </w:p>
-    <w:p>
-      <w:r>
-        <w:rPr>
-          <w:rFonts w:ascii="Times New Roman" w:hAnsi="Times New Roman" w:eastAsia="Times New Roman"/>
-          <w:b w:val="0"/>
-          <w:i w:val="0"/>
-          <w:sz w:val="22"/>
-        </w:rPr>
-        <w:t xml:space="preserve">            If you, fail to app ear and show cause as afor</w:t>
+        <w:t>I( ~ ~·</w:t>
       </w:r>
     </w:p>
     <w:p>
@@ -1747,7 +1316,7 @@
           <w:i w:val="0"/>
           <w:sz w:val="22"/>
         </w:rPr>
-        <w:t>I   pray ed for by the applicants or such othe r orde</w:t>
+        <w:t>Court.  'the</w:t>
       </w:r>
     </w:p>
     <w:p>
@@ -1758,7 +1327,7 @@
           <w:i w:val="0"/>
           <w:sz w:val="22"/>
         </w:rPr>
-        <w:t xml:space="preserve">                                                      r as this Court may dee m prop er.</w:t>
+        <w:t>of the above order of this J Ion'blc</w:t>
       </w:r>
     </w:p>
     <w:p>
@@ -1769,7 +1338,7 @@
           <w:i w:val="0"/>
           <w:sz w:val="22"/>
         </w:rPr>
-        <w:t xml:space="preserve">                                                        a Kumar Upadhyaya, the Chief Just ice of</w:t>
+        <w:t>You are, therefore, required to take note</w:t>
       </w:r>
     </w:p>
     <w:p>
@@ -1780,7 +1349,7 @@
           <w:i w:val="0"/>
           <w:sz w:val="22"/>
         </w:rPr>
-        <w:t xml:space="preserve">                                                                                                      •         ...</w:t>
+        <w:t>will come up for ~d~issio~</w:t>
       </w:r>
     </w:p>
     <w:p>
@@ -1791,7 +1360,7 @@
           <w:i w:val="0"/>
           <w:sz w:val="22"/>
         </w:rPr>
-        <w:t>I        . WITNESS, the Hon 'ble Shri Just ice D.evendr</w:t>
+        <w:t>above Application for Appointment of Arbitrator No.  13/2024, of this .</w:t>
       </w:r>
     </w:p>
     <w:p>
@@ -1802,7 +1371,7 @@
           <w:i w:val="0"/>
           <w:sz w:val="22"/>
         </w:rPr>
-        <w:t xml:space="preserve">                                                  d this 30th day of July, 202 4.</w:t>
+        <w:t>or thereafter on any other day as per the convcn1ence</w:t>
       </w:r>
     </w:p>
     <w:p>
@@ -1813,7 +1382,7 @@
           <w:i w:val="0"/>
           <w:sz w:val="22"/>
         </w:rPr>
-        <w:t xml:space="preserve">    the High Court of Bombay-at Bombay, aforesai</w:t>
+        <w:t>on 07/08/2024 at 10.30 a.m.</w:t>
       </w:r>
     </w:p>
     <w:p>
@@ -1824,7 +1393,7 @@
           <w:i w:val="0"/>
           <w:sz w:val="22"/>
         </w:rPr>
-        <w:t>I                                                                   By orde r of the Court,</w:t>
+        <w:t>either in person or by an Advocate of</w:t>
       </w:r>
     </w:p>
     <w:p>
@@ -1835,7 +1404,7 @@
           <w:i w:val="0"/>
           <w:sz w:val="22"/>
         </w:rPr>
-        <w:t>I</w:t>
+        <w:t>C~urt and that if no appearance is made on your behalf heard and determined</w:t>
       </w:r>
     </w:p>
     <w:p>
@@ -1846,7 +1415,7 @@
           <w:i w:val="0"/>
           <w:sz w:val="22"/>
         </w:rPr>
-        <w:t xml:space="preserve">                                                                         cs ~!  ~~</w:t>
+        <w:t>and instructed by you, it will be</w:t>
       </w:r>
     </w:p>
     <w:p>
@@ -1857,7 +1426,7 @@
           <w:i w:val="0"/>
           <w:sz w:val="22"/>
         </w:rPr>
-        <w:t xml:space="preserve">                                                                   Assistant Registrar,</w:t>
+        <w:t>!11&lt;sup&gt;1&lt;/sup&gt;s Court or an Agent duly authorized</w:t>
       </w:r>
     </w:p>
     <w:p>
@@ -1868,7 +1437,7 @@
           <w:i w:val="0"/>
           <w:sz w:val="22"/>
         </w:rPr>
-        <w:t>'</w:t>
+        <w:t>1n your absence.</w:t>
       </w:r>
     </w:p>
     <w:p>
@@ -1879,7 +1448,7 @@
           <w:i w:val="0"/>
           <w:sz w:val="22"/>
         </w:rPr>
-        <w:t>;</w:t>
+        <w:t>order as</w:t>
       </w:r>
     </w:p>
     <w:p>
@@ -1890,7 +1459,7 @@
           <w:i w:val="0"/>
           <w:sz w:val="22"/>
         </w:rPr>
-        <w:t xml:space="preserve">    srp</w:t>
+        <w:t>as  aforesaid,  this Court wi11  pass an</w:t>
       </w:r>
     </w:p>
     <w:p>
@@ -1901,7 +1470,7 @@
           <w:i w:val="0"/>
           <w:sz w:val="22"/>
         </w:rPr>
-        <w:t xml:space="preserve">                                                              High Court of Bombay at Goa,</w:t>
+        <w:t>If you,  fail  to appear and show cause •</w:t>
       </w:r>
     </w:p>
     <w:p>
@@ -1912,7 +1481,7 @@
           <w:i w:val="0"/>
           <w:sz w:val="22"/>
         </w:rPr>
-        <w:t xml:space="preserve">                                                                    Porvorim, Goa.</w:t>
+        <w:t>order as this Court may deem proper.</w:t>
       </w:r>
     </w:p>
     <w:p>
@@ -1923,7 +1492,7 @@
           <w:i w:val="0"/>
           <w:sz w:val="22"/>
         </w:rPr>
-        <w:t xml:space="preserve">                                                                  f(/'</w:t>
+        <w:t>prayed for by the applicants or such other</w:t>
       </w:r>
     </w:p>
     <w:p>
@@ -1934,7 +1503,7 @@
           <w:i w:val="0"/>
           <w:sz w:val="22"/>
         </w:rPr>
-        <w:t>'</w:t>
+        <w:t>of</w:t>
       </w:r>
     </w:p>
     <w:p>
@@ -1945,7 +1514,7 @@
           <w:i w:val="0"/>
           <w:sz w:val="22"/>
         </w:rPr>
-        <w:t>a</w:t>
+        <w:t>Kumar Upadhyaya, the Chief Justice</w:t>
       </w:r>
     </w:p>
     <w:p>
@@ -1956,7 +1525,7 @@
           <w:i w:val="0"/>
           <w:sz w:val="22"/>
         </w:rPr>
-        <w:t>I</w:t>
+        <w:t>. WITNESS, the Hon'ble Shri Justice D.evendra</w:t>
       </w:r>
     </w:p>
     <w:p>
@@ -1967,7 +1536,7 @@
           <w:i w:val="0"/>
           <w:sz w:val="22"/>
         </w:rPr>
-        <w:t>I</w:t>
+        <w:t>Bombay, aforesaid this 30th day of July,  2024.</w:t>
       </w:r>
     </w:p>
     <w:p>
@@ -1978,7 +1547,7 @@
           <w:i w:val="0"/>
           <w:sz w:val="22"/>
         </w:rPr>
-        <w:t>'</w:t>
+        <w:t>the High Court of Bombay-at</w:t>
       </w:r>
     </w:p>
     <w:p>
@@ -1989,7 +1558,7 @@
           <w:i w:val="0"/>
           <w:sz w:val="22"/>
         </w:rPr>
-        <w:t>I</w:t>
+        <w:t>srp</w:t>
       </w:r>
     </w:p>
     <w:p>
@@ -2000,7 +1569,7 @@
           <w:i w:val="0"/>
           <w:sz w:val="22"/>
         </w:rPr>
-        <w:t>I</w:t>
+        <w:t>By order of the Court,</w:t>
       </w:r>
     </w:p>
     <w:p>
@@ -2011,7 +1580,7 @@
           <w:i w:val="0"/>
           <w:sz w:val="22"/>
         </w:rPr>
-        <w:t>I</w:t>
+        <w:t>UNITED STATES OF AMERICA</w:t>
       </w:r>
     </w:p>
     <w:p>
@@ -2022,7 +1591,7 @@
           <w:i w:val="0"/>
           <w:sz w:val="22"/>
         </w:rPr>
-        <w:t>'</w:t>
+        <w:t>cs~!~~</w:t>
       </w:r>
     </w:p>
     <w:p>
@@ -2033,7 +1602,7 @@
           <w:i w:val="0"/>
           <w:sz w:val="22"/>
         </w:rPr>
-        <w:t>I</w:t>
+        <w:t>Assistant Registrar,</w:t>
       </w:r>
     </w:p>
     <w:p>
@@ -2044,7 +1613,7 @@
           <w:i w:val="0"/>
           <w:sz w:val="22"/>
         </w:rPr>
-        <w:t>I</w:t>
+        <w:t>High Court of Bombay at Goa,</w:t>
       </w:r>
     </w:p>
     <w:p>
@@ -2055,7 +1624,7 @@
           <w:i w:val="0"/>
           <w:sz w:val="22"/>
         </w:rPr>
-        <w:t>I</w:t>
+        <w:t>Porvorim, Goa.</w:t>
       </w:r>
     </w:p>
     <w:p>
@@ -2066,32 +1635,9 @@
           <w:i w:val="0"/>
           <w:sz w:val="22"/>
         </w:rPr>
-        <w:t>'</w:t>
+        <w:t>f(/'</w:t>
       </w:r>
     </w:p>
-    <w:p>
-      <w:r>
-        <w:rPr>
-          <w:rFonts w:ascii="Times New Roman" w:hAnsi="Times New Roman" w:eastAsia="Times New Roman"/>
-          <w:b w:val="0"/>
-          <w:i w:val="0"/>
-          <w:sz w:val="22"/>
-        </w:rPr>
-        <w:t>I</w:t>
-      </w:r>
-    </w:p>
-    <w:p>
-      <w:r>
-        <w:rPr>
-          <w:rFonts w:ascii="Times New Roman" w:hAnsi="Times New Roman" w:eastAsia="Times New Roman"/>
-          <w:b w:val="0"/>
-          <w:i w:val="0"/>
-          <w:sz w:val="22"/>
-        </w:rPr>
-        <w:t>a</w:t>
-      </w:r>
-    </w:p>
-    <w:p/>
     <w:sectPr>
       <w:headerReference w:type="default" r:id="rId9"/>
       <w:footerReference w:type="default" r:id="rId10"/>
